--- a/20_teamavtale.docx
+++ b/20_teamavtale.docx
@@ -214,7 +214,7 @@
           <w:rFonts w:ascii="Times New Roman" w:hAnsi="Times New Roman" w:cs="Times New Roman"/>
           <w:lang w:val="nb-NO"/>
         </w:rPr>
-        <w:t>Ved fravær skal dette meldes så tidlig som mulig.</w:t>
+        <w:t>Fravær eller forsinkelse skal meldes senest 24 timer før avtalt møte, med mindre det foreligger akutt sykdom eller uforutsette hendelser.</w:t>
       </w:r>
     </w:p>
     <w:p>
@@ -234,7 +234,7 @@
           <w:rFonts w:ascii="Times New Roman" w:hAnsi="Times New Roman" w:cs="Times New Roman"/>
           <w:lang w:val="nb-NO"/>
         </w:rPr>
-        <w:t>Oppgaver skal fullføres innen avtalt frist.</w:t>
+        <w:t>Meldinger regnes som gyldige dersom de sendes mellom kl. 06:00 og 18:00. Meldinger sendt utenfor dette tidsrommet behandles neste virkedag.</w:t>
       </w:r>
     </w:p>
     <w:p>
@@ -254,6 +254,46 @@
           <w:rFonts w:ascii="Times New Roman" w:hAnsi="Times New Roman" w:cs="Times New Roman"/>
           <w:lang w:val="nb-NO"/>
         </w:rPr>
+        <w:t>Ved sykdom samme dag skal beskjed gis så snart som mulig og senest 2 timer før møtestart.</w:t>
+      </w:r>
+    </w:p>
+    <w:p>
+      <w:pPr>
+        <w:pStyle w:val="ListParagraph"/>
+        <w:numPr>
+          <w:ilvl w:val="1"/>
+          <w:numId w:val="2"/>
+        </w:numPr>
+        <w:rPr>
+          <w:rFonts w:ascii="Times New Roman" w:hAnsi="Times New Roman" w:cs="Times New Roman"/>
+          <w:lang w:val="nb-NO"/>
+        </w:rPr>
+      </w:pPr>
+      <w:r>
+        <w:rPr>
+          <w:rFonts w:ascii="Times New Roman" w:hAnsi="Times New Roman" w:cs="Times New Roman"/>
+          <w:lang w:val="nb-NO"/>
+        </w:rPr>
+        <w:t>Oppgaver skal fullføres innen avtalt frist.</w:t>
+      </w:r>
+    </w:p>
+    <w:p>
+      <w:pPr>
+        <w:pStyle w:val="ListParagraph"/>
+        <w:numPr>
+          <w:ilvl w:val="1"/>
+          <w:numId w:val="2"/>
+        </w:numPr>
+        <w:rPr>
+          <w:rFonts w:ascii="Times New Roman" w:hAnsi="Times New Roman" w:cs="Times New Roman"/>
+          <w:lang w:val="nb-NO"/>
+        </w:rPr>
+      </w:pPr>
+      <w:r>
+        <w:rPr>
+          <w:rFonts w:ascii="Times New Roman" w:hAnsi="Times New Roman" w:cs="Times New Roman"/>
+          <w:lang w:val="nb-NO"/>
+        </w:rPr>
         <w:t>Dersom man ikke rekker en frist, skal dette kommuniseres tidlig slik at teamet kan justere planen.</w:t>
       </w:r>
     </w:p>
@@ -692,6 +732,7 @@
           <w:rFonts w:ascii="Times New Roman" w:hAnsi="Times New Roman" w:cs="Times New Roman"/>
           <w:lang w:val="nb-NO"/>
         </w:rPr>
+        <w:lastRenderedPageBreak/>
         <w:t xml:space="preserve">Navn: ______________________ </w:t>
       </w:r>
       <w:proofErr w:type="gramStart"/>
@@ -786,7 +827,6 @@
           <w:rFonts w:ascii="Times New Roman" w:hAnsi="Times New Roman" w:cs="Times New Roman"/>
           <w:lang w:val="nb-NO"/>
         </w:rPr>
-        <w:lastRenderedPageBreak/>
         <w:t xml:space="preserve">Navn: ______________________ </w:t>
       </w:r>
       <w:proofErr w:type="gramStart"/>

--- a/20_teamavtale.docx
+++ b/20_teamavtale.docx
@@ -4,7 +4,7 @@
   <w:body>
     <w:p>
       <w:pPr>
-        <w:pStyle w:val="Heading1"/>
+        <w:pStyle w:val="Overskrift1"/>
         <w:rPr>
           <w:rFonts w:ascii="Times New Roman" w:hAnsi="Times New Roman" w:cs="Times New Roman"/>
           <w:lang w:val="nb-NO"/>
@@ -20,7 +20,7 @@
     </w:p>
     <w:p>
       <w:pPr>
-        <w:pStyle w:val="ListParagraph"/>
+        <w:pStyle w:val="Listeavsnitt"/>
         <w:numPr>
           <w:ilvl w:val="0"/>
           <w:numId w:val="2"/>
@@ -40,7 +40,7 @@
     </w:p>
     <w:p>
       <w:pPr>
-        <w:pStyle w:val="ListParagraph"/>
+        <w:pStyle w:val="Listeavsnitt"/>
         <w:numPr>
           <w:ilvl w:val="1"/>
           <w:numId w:val="2"/>
@@ -60,7 +60,7 @@
     </w:p>
     <w:p>
       <w:pPr>
-        <w:pStyle w:val="ListParagraph"/>
+        <w:pStyle w:val="Listeavsnitt"/>
         <w:numPr>
           <w:ilvl w:val="1"/>
           <w:numId w:val="2"/>
@@ -101,7 +101,7 @@
     </w:p>
     <w:p>
       <w:pPr>
-        <w:pStyle w:val="ListParagraph"/>
+        <w:pStyle w:val="Listeavsnitt"/>
         <w:rPr>
           <w:rFonts w:ascii="Times New Roman" w:hAnsi="Times New Roman" w:cs="Times New Roman"/>
           <w:lang w:val="nb-NO"/>
@@ -159,7 +159,7 @@
     </w:p>
     <w:p>
       <w:pPr>
-        <w:pStyle w:val="ListParagraph"/>
+        <w:pStyle w:val="Listeavsnitt"/>
         <w:numPr>
           <w:ilvl w:val="0"/>
           <w:numId w:val="2"/>
@@ -179,7 +179,7 @@
     </w:p>
     <w:p>
       <w:pPr>
-        <w:pStyle w:val="ListParagraph"/>
+        <w:pStyle w:val="Listeavsnitt"/>
         <w:numPr>
           <w:ilvl w:val="1"/>
           <w:numId w:val="2"/>
@@ -199,7 +199,7 @@
     </w:p>
     <w:p>
       <w:pPr>
-        <w:pStyle w:val="ListParagraph"/>
+        <w:pStyle w:val="Listeavsnitt"/>
         <w:numPr>
           <w:ilvl w:val="1"/>
           <w:numId w:val="2"/>
@@ -219,7 +219,7 @@
     </w:p>
     <w:p>
       <w:pPr>
-        <w:pStyle w:val="ListParagraph"/>
+        <w:pStyle w:val="Listeavsnitt"/>
         <w:numPr>
           <w:ilvl w:val="1"/>
           <w:numId w:val="2"/>
@@ -239,7 +239,7 @@
     </w:p>
     <w:p>
       <w:pPr>
-        <w:pStyle w:val="ListParagraph"/>
+        <w:pStyle w:val="Listeavsnitt"/>
         <w:numPr>
           <w:ilvl w:val="1"/>
           <w:numId w:val="2"/>
@@ -259,7 +259,7 @@
     </w:p>
     <w:p>
       <w:pPr>
-        <w:pStyle w:val="ListParagraph"/>
+        <w:pStyle w:val="Listeavsnitt"/>
         <w:numPr>
           <w:ilvl w:val="1"/>
           <w:numId w:val="2"/>
@@ -279,7 +279,7 @@
     </w:p>
     <w:p>
       <w:pPr>
-        <w:pStyle w:val="ListParagraph"/>
+        <w:pStyle w:val="Listeavsnitt"/>
         <w:numPr>
           <w:ilvl w:val="1"/>
           <w:numId w:val="2"/>
@@ -299,7 +299,7 @@
     </w:p>
     <w:p>
       <w:pPr>
-        <w:pStyle w:val="ListParagraph"/>
+        <w:pStyle w:val="Listeavsnitt"/>
         <w:numPr>
           <w:ilvl w:val="0"/>
           <w:numId w:val="2"/>
@@ -319,7 +319,7 @@
     </w:p>
     <w:p>
       <w:pPr>
-        <w:pStyle w:val="ListParagraph"/>
+        <w:pStyle w:val="Listeavsnitt"/>
         <w:numPr>
           <w:ilvl w:val="1"/>
           <w:numId w:val="2"/>
@@ -339,7 +339,7 @@
     </w:p>
     <w:p>
       <w:pPr>
-        <w:pStyle w:val="ListParagraph"/>
+        <w:pStyle w:val="Listeavsnitt"/>
         <w:numPr>
           <w:ilvl w:val="1"/>
           <w:numId w:val="2"/>
@@ -359,7 +359,7 @@
     </w:p>
     <w:p>
       <w:pPr>
-        <w:pStyle w:val="ListParagraph"/>
+        <w:pStyle w:val="Listeavsnitt"/>
         <w:numPr>
           <w:ilvl w:val="1"/>
           <w:numId w:val="2"/>
@@ -379,7 +379,7 @@
     </w:p>
     <w:p>
       <w:pPr>
-        <w:pStyle w:val="ListParagraph"/>
+        <w:pStyle w:val="Listeavsnitt"/>
         <w:numPr>
           <w:ilvl w:val="1"/>
           <w:numId w:val="2"/>
@@ -399,7 +399,7 @@
     </w:p>
     <w:p>
       <w:pPr>
-        <w:pStyle w:val="ListParagraph"/>
+        <w:pStyle w:val="Listeavsnitt"/>
         <w:numPr>
           <w:ilvl w:val="0"/>
           <w:numId w:val="2"/>
@@ -419,7 +419,7 @@
     </w:p>
     <w:p>
       <w:pPr>
-        <w:pStyle w:val="ListParagraph"/>
+        <w:pStyle w:val="Listeavsnitt"/>
         <w:numPr>
           <w:ilvl w:val="1"/>
           <w:numId w:val="2"/>
@@ -439,7 +439,7 @@
     </w:p>
     <w:p>
       <w:pPr>
-        <w:pStyle w:val="ListParagraph"/>
+        <w:pStyle w:val="Listeavsnitt"/>
         <w:numPr>
           <w:ilvl w:val="1"/>
           <w:numId w:val="2"/>
@@ -459,7 +459,7 @@
     </w:p>
     <w:p>
       <w:pPr>
-        <w:pStyle w:val="ListParagraph"/>
+        <w:pStyle w:val="Listeavsnitt"/>
         <w:numPr>
           <w:ilvl w:val="1"/>
           <w:numId w:val="2"/>
@@ -479,7 +479,7 @@
     </w:p>
     <w:p>
       <w:pPr>
-        <w:pStyle w:val="ListParagraph"/>
+        <w:pStyle w:val="Listeavsnitt"/>
         <w:numPr>
           <w:ilvl w:val="0"/>
           <w:numId w:val="2"/>
@@ -499,7 +499,7 @@
     </w:p>
     <w:p>
       <w:pPr>
-        <w:pStyle w:val="ListParagraph"/>
+        <w:pStyle w:val="Listeavsnitt"/>
         <w:ind w:left="1440"/>
         <w:rPr>
           <w:rFonts w:ascii="Times New Roman" w:hAnsi="Times New Roman" w:cs="Times New Roman"/>
@@ -516,7 +516,7 @@
     </w:p>
     <w:p>
       <w:pPr>
-        <w:pStyle w:val="ListParagraph"/>
+        <w:pStyle w:val="Listeavsnitt"/>
         <w:numPr>
           <w:ilvl w:val="0"/>
           <w:numId w:val="3"/>
@@ -536,7 +536,7 @@
     </w:p>
     <w:p>
       <w:pPr>
-        <w:pStyle w:val="ListParagraph"/>
+        <w:pStyle w:val="Listeavsnitt"/>
         <w:numPr>
           <w:ilvl w:val="0"/>
           <w:numId w:val="3"/>
@@ -565,7 +565,7 @@
     </w:p>
     <w:p>
       <w:pPr>
-        <w:pStyle w:val="ListParagraph"/>
+        <w:pStyle w:val="Listeavsnitt"/>
         <w:numPr>
           <w:ilvl w:val="0"/>
           <w:numId w:val="3"/>
@@ -585,7 +585,7 @@
     </w:p>
     <w:p>
       <w:pPr>
-        <w:pStyle w:val="ListParagraph"/>
+        <w:pStyle w:val="Listeavsnitt"/>
         <w:numPr>
           <w:ilvl w:val="0"/>
           <w:numId w:val="3"/>
@@ -605,6 +605,26 @@
     </w:p>
     <w:p>
       <w:pPr>
+        <w:pStyle w:val="Listeavsnitt"/>
+        <w:numPr>
+          <w:ilvl w:val="0"/>
+          <w:numId w:val="3"/>
+        </w:numPr>
+        <w:rPr>
+          <w:rFonts w:ascii="Times New Roman" w:hAnsi="Times New Roman" w:cs="Times New Roman"/>
+          <w:lang w:val="nb-NO"/>
+        </w:rPr>
+      </w:pPr>
+      <w:r>
+        <w:rPr>
+          <w:rFonts w:ascii="Times New Roman" w:hAnsi="Times New Roman" w:cs="Times New Roman"/>
+          <w:lang w:val="nb-NO"/>
+        </w:rPr>
+        <w:t>d</w:t>
+      </w:r>
+    </w:p>
+    <w:p>
+      <w:pPr>
         <w:rPr>
           <w:rFonts w:ascii="Times New Roman" w:hAnsi="Times New Roman" w:cs="Times New Roman"/>
           <w:lang w:val="nb-NO"/>
@@ -654,70 +674,7 @@
           <w:rFonts w:ascii="Times New Roman" w:hAnsi="Times New Roman" w:cs="Times New Roman"/>
           <w:lang w:val="nb-NO"/>
         </w:rPr>
-        <w:t xml:space="preserve">__________________________ </w:t>
-      </w:r>
-      <w:proofErr w:type="gramStart"/>
-      <w:r>
-        <w:rPr>
-          <w:rFonts w:ascii="Times New Roman" w:hAnsi="Times New Roman" w:cs="Times New Roman"/>
-          <w:lang w:val="nb-NO"/>
-        </w:rPr>
-        <w:t>Dato:_</w:t>
-      </w:r>
-      <w:proofErr w:type="gramEnd"/>
-      <w:r>
-        <w:rPr>
-          <w:rFonts w:ascii="Times New Roman" w:hAnsi="Times New Roman" w:cs="Times New Roman"/>
-          <w:lang w:val="nb-NO"/>
-        </w:rPr>
-        <w:t>___________</w:t>
-      </w:r>
-    </w:p>
-    <w:p>
-      <w:pPr>
-        <w:rPr>
-          <w:rFonts w:ascii="Times New Roman" w:hAnsi="Times New Roman" w:cs="Times New Roman"/>
-          <w:lang w:val="nb-NO"/>
-        </w:rPr>
-      </w:pPr>
-      <w:r>
-        <w:rPr>
-          <w:rFonts w:ascii="Times New Roman" w:hAnsi="Times New Roman" w:cs="Times New Roman"/>
-          <w:lang w:val="nb-NO"/>
-        </w:rPr>
-        <w:t xml:space="preserve">Navn: ______________________ </w:t>
-      </w:r>
-      <w:proofErr w:type="gramStart"/>
-      <w:r>
-        <w:rPr>
-          <w:rFonts w:ascii="Times New Roman" w:hAnsi="Times New Roman" w:cs="Times New Roman"/>
-          <w:lang w:val="nb-NO"/>
-        </w:rPr>
-        <w:t>Signatur:_</w:t>
-      </w:r>
-      <w:proofErr w:type="gramEnd"/>
-      <w:r>
-        <w:rPr>
-          <w:rFonts w:ascii="Times New Roman" w:hAnsi="Times New Roman" w:cs="Times New Roman"/>
-          <w:lang w:val="nb-NO"/>
-        </w:rPr>
-        <w:t xml:space="preserve">__________________________ </w:t>
-      </w:r>
-      <w:proofErr w:type="gramStart"/>
-      <w:r>
-        <w:rPr>
-          <w:rFonts w:ascii="Times New Roman" w:hAnsi="Times New Roman" w:cs="Times New Roman"/>
-          <w:lang w:val="nb-NO"/>
-        </w:rPr>
-        <w:t>Dato:_</w:t>
-      </w:r>
-      <w:proofErr w:type="gramEnd"/>
-      <w:r>
-        <w:rPr>
-          <w:rFonts w:ascii="Times New Roman" w:hAnsi="Times New Roman" w:cs="Times New Roman"/>
-          <w:lang w:val="nb-NO"/>
-        </w:rPr>
-        <w:t>___________</w:t>
+        <w:t>__________________________ Dato:____________</w:t>
       </w:r>
     </w:p>
     <w:p>
@@ -749,7 +706,22 @@
           <w:rFonts w:ascii="Times New Roman" w:hAnsi="Times New Roman" w:cs="Times New Roman"/>
           <w:lang w:val="nb-NO"/>
         </w:rPr>
-        <w:t xml:space="preserve">__________________________ </w:t>
+        <w:t>__________________________ Dato:____________</w:t>
+      </w:r>
+    </w:p>
+    <w:p>
+      <w:pPr>
+        <w:rPr>
+          <w:rFonts w:ascii="Times New Roman" w:hAnsi="Times New Roman" w:cs="Times New Roman"/>
+          <w:lang w:val="nb-NO"/>
+        </w:rPr>
+      </w:pPr>
+      <w:r>
+        <w:rPr>
+          <w:rFonts w:ascii="Times New Roman" w:hAnsi="Times New Roman" w:cs="Times New Roman"/>
+          <w:lang w:val="nb-NO"/>
+        </w:rPr>
+        <w:t xml:space="preserve">Navn: ______________________ </w:t>
       </w:r>
       <w:proofErr w:type="gramStart"/>
       <w:r>
@@ -757,7 +729,7 @@
           <w:rFonts w:ascii="Times New Roman" w:hAnsi="Times New Roman" w:cs="Times New Roman"/>
           <w:lang w:val="nb-NO"/>
         </w:rPr>
-        <w:t>Dato:_</w:t>
+        <w:t>Signatur:_</w:t>
       </w:r>
       <w:proofErr w:type="gramEnd"/>
       <w:r>
@@ -765,7 +737,7 @@
           <w:rFonts w:ascii="Times New Roman" w:hAnsi="Times New Roman" w:cs="Times New Roman"/>
           <w:lang w:val="nb-NO"/>
         </w:rPr>
-        <w:t>___________</w:t>
+        <w:t>__________________________ Dato:____________</w:t>
       </w:r>
     </w:p>
     <w:p>
@@ -796,7 +768,22 @@
           <w:rFonts w:ascii="Times New Roman" w:hAnsi="Times New Roman" w:cs="Times New Roman"/>
           <w:lang w:val="nb-NO"/>
         </w:rPr>
-        <w:t xml:space="preserve">__________________________ </w:t>
+        <w:t>__________________________ Dato:____________</w:t>
+      </w:r>
+    </w:p>
+    <w:p>
+      <w:pPr>
+        <w:rPr>
+          <w:rFonts w:ascii="Times New Roman" w:hAnsi="Times New Roman" w:cs="Times New Roman"/>
+          <w:lang w:val="nb-NO"/>
+        </w:rPr>
+      </w:pPr>
+      <w:r>
+        <w:rPr>
+          <w:rFonts w:ascii="Times New Roman" w:hAnsi="Times New Roman" w:cs="Times New Roman"/>
+          <w:lang w:val="nb-NO"/>
+        </w:rPr>
+        <w:t xml:space="preserve">Navn: ______________________ </w:t>
       </w:r>
       <w:proofErr w:type="gramStart"/>
       <w:r>
@@ -804,7 +791,7 @@
           <w:rFonts w:ascii="Times New Roman" w:hAnsi="Times New Roman" w:cs="Times New Roman"/>
           <w:lang w:val="nb-NO"/>
         </w:rPr>
-        <w:t>Dato:_</w:t>
+        <w:t>Signatur:_</w:t>
       </w:r>
       <w:proofErr w:type="gramEnd"/>
       <w:r>
@@ -812,7 +799,7 @@
           <w:rFonts w:ascii="Times New Roman" w:hAnsi="Times New Roman" w:cs="Times New Roman"/>
           <w:lang w:val="nb-NO"/>
         </w:rPr>
-        <w:t>___________</w:t>
+        <w:t>__________________________ Dato:____________</w:t>
       </w:r>
     </w:p>
     <w:p>
@@ -843,70 +830,7 @@
           <w:rFonts w:ascii="Times New Roman" w:hAnsi="Times New Roman" w:cs="Times New Roman"/>
           <w:lang w:val="nb-NO"/>
         </w:rPr>
-        <w:t xml:space="preserve">__________________________ </w:t>
-      </w:r>
-      <w:proofErr w:type="gramStart"/>
-      <w:r>
-        <w:rPr>
-          <w:rFonts w:ascii="Times New Roman" w:hAnsi="Times New Roman" w:cs="Times New Roman"/>
-          <w:lang w:val="nb-NO"/>
-        </w:rPr>
-        <w:t>Dato:_</w:t>
-      </w:r>
-      <w:proofErr w:type="gramEnd"/>
-      <w:r>
-        <w:rPr>
-          <w:rFonts w:ascii="Times New Roman" w:hAnsi="Times New Roman" w:cs="Times New Roman"/>
-          <w:lang w:val="nb-NO"/>
-        </w:rPr>
-        <w:t>___________</w:t>
-      </w:r>
-    </w:p>
-    <w:p>
-      <w:pPr>
-        <w:rPr>
-          <w:rFonts w:ascii="Times New Roman" w:hAnsi="Times New Roman" w:cs="Times New Roman"/>
-          <w:lang w:val="nb-NO"/>
-        </w:rPr>
-      </w:pPr>
-      <w:r>
-        <w:rPr>
-          <w:rFonts w:ascii="Times New Roman" w:hAnsi="Times New Roman" w:cs="Times New Roman"/>
-          <w:lang w:val="nb-NO"/>
-        </w:rPr>
-        <w:t xml:space="preserve">Navn: ______________________ </w:t>
-      </w:r>
-      <w:proofErr w:type="gramStart"/>
-      <w:r>
-        <w:rPr>
-          <w:rFonts w:ascii="Times New Roman" w:hAnsi="Times New Roman" w:cs="Times New Roman"/>
-          <w:lang w:val="nb-NO"/>
-        </w:rPr>
-        <w:t>Signatur:_</w:t>
-      </w:r>
-      <w:proofErr w:type="gramEnd"/>
-      <w:r>
-        <w:rPr>
-          <w:rFonts w:ascii="Times New Roman" w:hAnsi="Times New Roman" w:cs="Times New Roman"/>
-          <w:lang w:val="nb-NO"/>
-        </w:rPr>
-        <w:t xml:space="preserve">__________________________ </w:t>
-      </w:r>
-      <w:proofErr w:type="gramStart"/>
-      <w:r>
-        <w:rPr>
-          <w:rFonts w:ascii="Times New Roman" w:hAnsi="Times New Roman" w:cs="Times New Roman"/>
-          <w:lang w:val="nb-NO"/>
-        </w:rPr>
-        <w:t>Dato:_</w:t>
-      </w:r>
-      <w:proofErr w:type="gramEnd"/>
-      <w:r>
-        <w:rPr>
-          <w:rFonts w:ascii="Times New Roman" w:hAnsi="Times New Roman" w:cs="Times New Roman"/>
-          <w:lang w:val="nb-NO"/>
-        </w:rPr>
-        <w:t>___________</w:t>
+        <w:t>__________________________ Dato:____________</w:t>
       </w:r>
     </w:p>
     <w:p>
@@ -1241,7 +1165,7 @@
         <w:kern w:val="2"/>
         <w:sz w:val="24"/>
         <w:szCs w:val="24"/>
-        <w:lang w:val="en-NO" w:eastAsia="en-US" w:bidi="ar-SA"/>
+        <w:lang w:eastAsia="en-US" w:bidi="ar-SA"/>
         <w14:ligatures w14:val="standardContextual"/>
       </w:rPr>
     </w:rPrDefault>
@@ -1633,11 +1557,11 @@
     <w:name w:val="Normal"/>
     <w:qFormat/>
   </w:style>
-  <w:style w:type="paragraph" w:styleId="Heading1">
+  <w:style w:type="paragraph" w:styleId="Overskrift1">
     <w:name w:val="heading 1"/>
     <w:basedOn w:val="Normal"/>
     <w:next w:val="Normal"/>
-    <w:link w:val="Heading1Char"/>
+    <w:link w:val="Overskrift1Tegn"/>
     <w:uiPriority w:val="9"/>
     <w:qFormat/>
     <w:rsid w:val="003D5B32"/>
@@ -1654,11 +1578,11 @@
       <w:szCs w:val="40"/>
     </w:rPr>
   </w:style>
-  <w:style w:type="paragraph" w:styleId="Heading2">
+  <w:style w:type="paragraph" w:styleId="Overskrift2">
     <w:name w:val="heading 2"/>
     <w:basedOn w:val="Normal"/>
     <w:next w:val="Normal"/>
-    <w:link w:val="Heading2Char"/>
+    <w:link w:val="Overskrift2Tegn"/>
     <w:uiPriority w:val="9"/>
     <w:semiHidden/>
     <w:unhideWhenUsed/>
@@ -1677,11 +1601,11 @@
       <w:szCs w:val="32"/>
     </w:rPr>
   </w:style>
-  <w:style w:type="paragraph" w:styleId="Heading3">
+  <w:style w:type="paragraph" w:styleId="Overskrift3">
     <w:name w:val="heading 3"/>
     <w:basedOn w:val="Normal"/>
     <w:next w:val="Normal"/>
-    <w:link w:val="Heading3Char"/>
+    <w:link w:val="Overskrift3Tegn"/>
     <w:uiPriority w:val="9"/>
     <w:semiHidden/>
     <w:unhideWhenUsed/>
@@ -1700,11 +1624,11 @@
       <w:szCs w:val="28"/>
     </w:rPr>
   </w:style>
-  <w:style w:type="paragraph" w:styleId="Heading4">
+  <w:style w:type="paragraph" w:styleId="Overskrift4">
     <w:name w:val="heading 4"/>
     <w:basedOn w:val="Normal"/>
     <w:next w:val="Normal"/>
-    <w:link w:val="Heading4Char"/>
+    <w:link w:val="Overskrift4Tegn"/>
     <w:uiPriority w:val="9"/>
     <w:semiHidden/>
     <w:unhideWhenUsed/>
@@ -1723,11 +1647,11 @@
       <w:color w:val="0F4761" w:themeColor="accent1" w:themeShade="BF"/>
     </w:rPr>
   </w:style>
-  <w:style w:type="paragraph" w:styleId="Heading5">
+  <w:style w:type="paragraph" w:styleId="Overskrift5">
     <w:name w:val="heading 5"/>
     <w:basedOn w:val="Normal"/>
     <w:next w:val="Normal"/>
-    <w:link w:val="Heading5Char"/>
+    <w:link w:val="Overskrift5Tegn"/>
     <w:uiPriority w:val="9"/>
     <w:semiHidden/>
     <w:unhideWhenUsed/>
@@ -1744,11 +1668,11 @@
       <w:color w:val="0F4761" w:themeColor="accent1" w:themeShade="BF"/>
     </w:rPr>
   </w:style>
-  <w:style w:type="paragraph" w:styleId="Heading6">
+  <w:style w:type="paragraph" w:styleId="Overskrift6">
     <w:name w:val="heading 6"/>
     <w:basedOn w:val="Normal"/>
     <w:next w:val="Normal"/>
-    <w:link w:val="Heading6Char"/>
+    <w:link w:val="Overskrift6Tegn"/>
     <w:uiPriority w:val="9"/>
     <w:semiHidden/>
     <w:unhideWhenUsed/>
@@ -1767,11 +1691,11 @@
       <w:color w:val="595959" w:themeColor="text1" w:themeTint="A6"/>
     </w:rPr>
   </w:style>
-  <w:style w:type="paragraph" w:styleId="Heading7">
+  <w:style w:type="paragraph" w:styleId="Overskrift7">
     <w:name w:val="heading 7"/>
     <w:basedOn w:val="Normal"/>
     <w:next w:val="Normal"/>
-    <w:link w:val="Heading7Char"/>
+    <w:link w:val="Overskrift7Tegn"/>
     <w:uiPriority w:val="9"/>
     <w:semiHidden/>
     <w:unhideWhenUsed/>
@@ -1788,11 +1712,11 @@
       <w:color w:val="595959" w:themeColor="text1" w:themeTint="A6"/>
     </w:rPr>
   </w:style>
-  <w:style w:type="paragraph" w:styleId="Heading8">
+  <w:style w:type="paragraph" w:styleId="Overskrift8">
     <w:name w:val="heading 8"/>
     <w:basedOn w:val="Normal"/>
     <w:next w:val="Normal"/>
-    <w:link w:val="Heading8Char"/>
+    <w:link w:val="Overskrift8Tegn"/>
     <w:uiPriority w:val="9"/>
     <w:semiHidden/>
     <w:unhideWhenUsed/>
@@ -1811,11 +1735,11 @@
       <w:color w:val="272727" w:themeColor="text1" w:themeTint="D8"/>
     </w:rPr>
   </w:style>
-  <w:style w:type="paragraph" w:styleId="Heading9">
+  <w:style w:type="paragraph" w:styleId="Overskrift9">
     <w:name w:val="heading 9"/>
     <w:basedOn w:val="Normal"/>
     <w:next w:val="Normal"/>
-    <w:link w:val="Heading9Char"/>
+    <w:link w:val="Overskrift9Tegn"/>
     <w:uiPriority w:val="9"/>
     <w:semiHidden/>
     <w:unhideWhenUsed/>
@@ -1832,13 +1756,13 @@
       <w:color w:val="272727" w:themeColor="text1" w:themeTint="D8"/>
     </w:rPr>
   </w:style>
-  <w:style w:type="character" w:default="1" w:styleId="DefaultParagraphFont">
+  <w:style w:type="character" w:default="1" w:styleId="Standardskriftforavsnitt">
     <w:name w:val="Default Paragraph Font"/>
     <w:uiPriority w:val="1"/>
     <w:semiHidden/>
     <w:unhideWhenUsed/>
   </w:style>
-  <w:style w:type="table" w:default="1" w:styleId="TableNormal">
+  <w:style w:type="table" w:default="1" w:styleId="Vanligtabell">
     <w:name w:val="Normal Table"/>
     <w:uiPriority w:val="99"/>
     <w:semiHidden/>
@@ -1853,16 +1777,16 @@
       </w:tblCellMar>
     </w:tblPr>
   </w:style>
-  <w:style w:type="numbering" w:default="1" w:styleId="NoList">
+  <w:style w:type="numbering" w:default="1" w:styleId="Ingenliste">
     <w:name w:val="No List"/>
     <w:uiPriority w:val="99"/>
     <w:semiHidden/>
     <w:unhideWhenUsed/>
   </w:style>
-  <w:style w:type="character" w:customStyle="1" w:styleId="Heading1Char">
-    <w:name w:val="Heading 1 Char"/>
-    <w:basedOn w:val="DefaultParagraphFont"/>
-    <w:link w:val="Heading1"/>
+  <w:style w:type="character" w:customStyle="1" w:styleId="Overskrift1Tegn">
+    <w:name w:val="Overskrift 1 Tegn"/>
+    <w:basedOn w:val="Standardskriftforavsnitt"/>
+    <w:link w:val="Overskrift1"/>
     <w:uiPriority w:val="9"/>
     <w:rsid w:val="003D5B32"/>
     <w:rPr>
@@ -1872,10 +1796,10 @@
       <w:szCs w:val="40"/>
     </w:rPr>
   </w:style>
-  <w:style w:type="character" w:customStyle="1" w:styleId="Heading2Char">
-    <w:name w:val="Heading 2 Char"/>
-    <w:basedOn w:val="DefaultParagraphFont"/>
-    <w:link w:val="Heading2"/>
+  <w:style w:type="character" w:customStyle="1" w:styleId="Overskrift2Tegn">
+    <w:name w:val="Overskrift 2 Tegn"/>
+    <w:basedOn w:val="Standardskriftforavsnitt"/>
+    <w:link w:val="Overskrift2"/>
     <w:uiPriority w:val="9"/>
     <w:semiHidden/>
     <w:rsid w:val="003D5B32"/>
@@ -1886,10 +1810,10 @@
       <w:szCs w:val="32"/>
     </w:rPr>
   </w:style>
-  <w:style w:type="character" w:customStyle="1" w:styleId="Heading3Char">
-    <w:name w:val="Heading 3 Char"/>
-    <w:basedOn w:val="DefaultParagraphFont"/>
-    <w:link w:val="Heading3"/>
+  <w:style w:type="character" w:customStyle="1" w:styleId="Overskrift3Tegn">
+    <w:name w:val="Overskrift 3 Tegn"/>
+    <w:basedOn w:val="Standardskriftforavsnitt"/>
+    <w:link w:val="Overskrift3"/>
     <w:uiPriority w:val="9"/>
     <w:semiHidden/>
     <w:rsid w:val="003D5B32"/>
@@ -1900,10 +1824,10 @@
       <w:szCs w:val="28"/>
     </w:rPr>
   </w:style>
-  <w:style w:type="character" w:customStyle="1" w:styleId="Heading4Char">
-    <w:name w:val="Heading 4 Char"/>
-    <w:basedOn w:val="DefaultParagraphFont"/>
-    <w:link w:val="Heading4"/>
+  <w:style w:type="character" w:customStyle="1" w:styleId="Overskrift4Tegn">
+    <w:name w:val="Overskrift 4 Tegn"/>
+    <w:basedOn w:val="Standardskriftforavsnitt"/>
+    <w:link w:val="Overskrift4"/>
     <w:uiPriority w:val="9"/>
     <w:semiHidden/>
     <w:rsid w:val="003D5B32"/>
@@ -1914,10 +1838,10 @@
       <w:color w:val="0F4761" w:themeColor="accent1" w:themeShade="BF"/>
     </w:rPr>
   </w:style>
-  <w:style w:type="character" w:customStyle="1" w:styleId="Heading5Char">
-    <w:name w:val="Heading 5 Char"/>
-    <w:basedOn w:val="DefaultParagraphFont"/>
-    <w:link w:val="Heading5"/>
+  <w:style w:type="character" w:customStyle="1" w:styleId="Overskrift5Tegn">
+    <w:name w:val="Overskrift 5 Tegn"/>
+    <w:basedOn w:val="Standardskriftforavsnitt"/>
+    <w:link w:val="Overskrift5"/>
     <w:uiPriority w:val="9"/>
     <w:semiHidden/>
     <w:rsid w:val="003D5B32"/>
@@ -1926,10 +1850,10 @@
       <w:color w:val="0F4761" w:themeColor="accent1" w:themeShade="BF"/>
     </w:rPr>
   </w:style>
-  <w:style w:type="character" w:customStyle="1" w:styleId="Heading6Char">
-    <w:name w:val="Heading 6 Char"/>
-    <w:basedOn w:val="DefaultParagraphFont"/>
-    <w:link w:val="Heading6"/>
+  <w:style w:type="character" w:customStyle="1" w:styleId="Overskrift6Tegn">
+    <w:name w:val="Overskrift 6 Tegn"/>
+    <w:basedOn w:val="Standardskriftforavsnitt"/>
+    <w:link w:val="Overskrift6"/>
     <w:uiPriority w:val="9"/>
     <w:semiHidden/>
     <w:rsid w:val="003D5B32"/>
@@ -1940,10 +1864,10 @@
       <w:color w:val="595959" w:themeColor="text1" w:themeTint="A6"/>
     </w:rPr>
   </w:style>
-  <w:style w:type="character" w:customStyle="1" w:styleId="Heading7Char">
-    <w:name w:val="Heading 7 Char"/>
-    <w:basedOn w:val="DefaultParagraphFont"/>
-    <w:link w:val="Heading7"/>
+  <w:style w:type="character" w:customStyle="1" w:styleId="Overskrift7Tegn">
+    <w:name w:val="Overskrift 7 Tegn"/>
+    <w:basedOn w:val="Standardskriftforavsnitt"/>
+    <w:link w:val="Overskrift7"/>
     <w:uiPriority w:val="9"/>
     <w:semiHidden/>
     <w:rsid w:val="003D5B32"/>
@@ -1952,10 +1876,10 @@
       <w:color w:val="595959" w:themeColor="text1" w:themeTint="A6"/>
     </w:rPr>
   </w:style>
-  <w:style w:type="character" w:customStyle="1" w:styleId="Heading8Char">
-    <w:name w:val="Heading 8 Char"/>
-    <w:basedOn w:val="DefaultParagraphFont"/>
-    <w:link w:val="Heading8"/>
+  <w:style w:type="character" w:customStyle="1" w:styleId="Overskrift8Tegn">
+    <w:name w:val="Overskrift 8 Tegn"/>
+    <w:basedOn w:val="Standardskriftforavsnitt"/>
+    <w:link w:val="Overskrift8"/>
     <w:uiPriority w:val="9"/>
     <w:semiHidden/>
     <w:rsid w:val="003D5B32"/>
@@ -1966,10 +1890,10 @@
       <w:color w:val="272727" w:themeColor="text1" w:themeTint="D8"/>
     </w:rPr>
   </w:style>
-  <w:style w:type="character" w:customStyle="1" w:styleId="Heading9Char">
-    <w:name w:val="Heading 9 Char"/>
-    <w:basedOn w:val="DefaultParagraphFont"/>
-    <w:link w:val="Heading9"/>
+  <w:style w:type="character" w:customStyle="1" w:styleId="Overskrift9Tegn">
+    <w:name w:val="Overskrift 9 Tegn"/>
+    <w:basedOn w:val="Standardskriftforavsnitt"/>
+    <w:link w:val="Overskrift9"/>
     <w:uiPriority w:val="9"/>
     <w:semiHidden/>
     <w:rsid w:val="003D5B32"/>
@@ -1978,11 +1902,11 @@
       <w:color w:val="272727" w:themeColor="text1" w:themeTint="D8"/>
     </w:rPr>
   </w:style>
-  <w:style w:type="paragraph" w:styleId="Title">
+  <w:style w:type="paragraph" w:styleId="Tittel">
     <w:name w:val="Title"/>
     <w:basedOn w:val="Normal"/>
     <w:next w:val="Normal"/>
-    <w:link w:val="TitleChar"/>
+    <w:link w:val="TittelTegn"/>
     <w:uiPriority w:val="10"/>
     <w:qFormat/>
     <w:rsid w:val="003D5B32"/>
@@ -1998,10 +1922,10 @@
       <w:szCs w:val="56"/>
     </w:rPr>
   </w:style>
-  <w:style w:type="character" w:customStyle="1" w:styleId="TitleChar">
-    <w:name w:val="Title Char"/>
-    <w:basedOn w:val="DefaultParagraphFont"/>
-    <w:link w:val="Title"/>
+  <w:style w:type="character" w:customStyle="1" w:styleId="TittelTegn">
+    <w:name w:val="Tittel Tegn"/>
+    <w:basedOn w:val="Standardskriftforavsnitt"/>
+    <w:link w:val="Tittel"/>
     <w:uiPriority w:val="10"/>
     <w:rsid w:val="003D5B32"/>
     <w:rPr>
@@ -2012,11 +1936,11 @@
       <w:szCs w:val="56"/>
     </w:rPr>
   </w:style>
-  <w:style w:type="paragraph" w:styleId="Subtitle">
+  <w:style w:type="paragraph" w:styleId="Undertittel">
     <w:name w:val="Subtitle"/>
     <w:basedOn w:val="Normal"/>
     <w:next w:val="Normal"/>
-    <w:link w:val="SubtitleChar"/>
+    <w:link w:val="UndertittelTegn"/>
     <w:uiPriority w:val="11"/>
     <w:qFormat/>
     <w:rsid w:val="003D5B32"/>
@@ -2033,10 +1957,10 @@
       <w:szCs w:val="28"/>
     </w:rPr>
   </w:style>
-  <w:style w:type="character" w:customStyle="1" w:styleId="SubtitleChar">
-    <w:name w:val="Subtitle Char"/>
-    <w:basedOn w:val="DefaultParagraphFont"/>
-    <w:link w:val="Subtitle"/>
+  <w:style w:type="character" w:customStyle="1" w:styleId="UndertittelTegn">
+    <w:name w:val="Undertittel Tegn"/>
+    <w:basedOn w:val="Standardskriftforavsnitt"/>
+    <w:link w:val="Undertittel"/>
     <w:uiPriority w:val="11"/>
     <w:rsid w:val="003D5B32"/>
     <w:rPr>
@@ -2047,11 +1971,11 @@
       <w:szCs w:val="28"/>
     </w:rPr>
   </w:style>
-  <w:style w:type="paragraph" w:styleId="Quote">
+  <w:style w:type="paragraph" w:styleId="Sitat">
     <w:name w:val="Quote"/>
     <w:basedOn w:val="Normal"/>
     <w:next w:val="Normal"/>
-    <w:link w:val="QuoteChar"/>
+    <w:link w:val="SitatTegn"/>
     <w:uiPriority w:val="29"/>
     <w:qFormat/>
     <w:rsid w:val="003D5B32"/>
@@ -2065,10 +1989,10 @@
       <w:color w:val="404040" w:themeColor="text1" w:themeTint="BF"/>
     </w:rPr>
   </w:style>
-  <w:style w:type="character" w:customStyle="1" w:styleId="QuoteChar">
-    <w:name w:val="Quote Char"/>
-    <w:basedOn w:val="DefaultParagraphFont"/>
-    <w:link w:val="Quote"/>
+  <w:style w:type="character" w:customStyle="1" w:styleId="SitatTegn">
+    <w:name w:val="Sitat Tegn"/>
+    <w:basedOn w:val="Standardskriftforavsnitt"/>
+    <w:link w:val="Sitat"/>
     <w:uiPriority w:val="29"/>
     <w:rsid w:val="003D5B32"/>
     <w:rPr>
@@ -2077,7 +2001,7 @@
       <w:color w:val="404040" w:themeColor="text1" w:themeTint="BF"/>
     </w:rPr>
   </w:style>
-  <w:style w:type="paragraph" w:styleId="ListParagraph">
+  <w:style w:type="paragraph" w:styleId="Listeavsnitt">
     <w:name w:val="List Paragraph"/>
     <w:basedOn w:val="Normal"/>
     <w:uiPriority w:val="34"/>
@@ -2088,9 +2012,9 @@
       <w:contextualSpacing/>
     </w:pPr>
   </w:style>
-  <w:style w:type="character" w:styleId="IntenseEmphasis">
+  <w:style w:type="character" w:styleId="Sterkutheving">
     <w:name w:val="Intense Emphasis"/>
-    <w:basedOn w:val="DefaultParagraphFont"/>
+    <w:basedOn w:val="Standardskriftforavsnitt"/>
     <w:uiPriority w:val="21"/>
     <w:qFormat/>
     <w:rsid w:val="003D5B32"/>
@@ -2100,11 +2024,11 @@
       <w:color w:val="0F4761" w:themeColor="accent1" w:themeShade="BF"/>
     </w:rPr>
   </w:style>
-  <w:style w:type="paragraph" w:styleId="IntenseQuote">
+  <w:style w:type="paragraph" w:styleId="Sterktsitat">
     <w:name w:val="Intense Quote"/>
     <w:basedOn w:val="Normal"/>
     <w:next w:val="Normal"/>
-    <w:link w:val="IntenseQuoteChar"/>
+    <w:link w:val="SterktsitatTegn"/>
     <w:uiPriority w:val="30"/>
     <w:qFormat/>
     <w:rsid w:val="003D5B32"/>
@@ -2123,10 +2047,10 @@
       <w:color w:val="0F4761" w:themeColor="accent1" w:themeShade="BF"/>
     </w:rPr>
   </w:style>
-  <w:style w:type="character" w:customStyle="1" w:styleId="IntenseQuoteChar">
-    <w:name w:val="Intense Quote Char"/>
-    <w:basedOn w:val="DefaultParagraphFont"/>
-    <w:link w:val="IntenseQuote"/>
+  <w:style w:type="character" w:customStyle="1" w:styleId="SterktsitatTegn">
+    <w:name w:val="Sterkt sitat Tegn"/>
+    <w:basedOn w:val="Standardskriftforavsnitt"/>
+    <w:link w:val="Sterktsitat"/>
     <w:uiPriority w:val="30"/>
     <w:rsid w:val="003D5B32"/>
     <w:rPr>
@@ -2135,9 +2059,9 @@
       <w:color w:val="0F4761" w:themeColor="accent1" w:themeShade="BF"/>
     </w:rPr>
   </w:style>
-  <w:style w:type="character" w:styleId="IntenseReference">
+  <w:style w:type="character" w:styleId="Sterkreferanse">
     <w:name w:val="Intense Reference"/>
-    <w:basedOn w:val="DefaultParagraphFont"/>
+    <w:basedOn w:val="Standardskriftforavsnitt"/>
     <w:uiPriority w:val="32"/>
     <w:qFormat/>
     <w:rsid w:val="003D5B32"/>
